--- a/templates/office/Phase0_기술수행승인서_Signoff.docx
+++ b/templates/office/Phase0_기술수행승인서_Signoff.docx
@@ -3,102 +3,101 @@
 <w:document xmlns:wpc="http://schemas.microsoft.com/office/word/2010/wordprocessingCanvas" xmlns:mo="http://schemas.microsoft.com/office/mac/office/2008/main" xmlns:mc="http://schemas.openxmlformats.org/markup-compatibility/2006" xmlns:mv="urn:schemas-microsoft-com:mac:vml" xmlns:o="urn:schemas-microsoft-com:office:office" xmlns:r="http://schemas.openxmlformats.org/officeDocument/2006/relationships" xmlns:m="http://schemas.openxmlformats.org/officeDocument/2006/math" xmlns:v="urn:schemas-microsoft-com:vml" xmlns:wp14="http://schemas.microsoft.com/office/word/2010/wordprocessingDrawing" xmlns:wp="http://schemas.openxmlformats.org/drawingml/2006/wordprocessingDrawing" xmlns:w10="urn:schemas-microsoft-com:office:word" xmlns:w="http://schemas.openxmlformats.org/wordprocessingml/2006/main" xmlns:w14="http://schemas.microsoft.com/office/word/2010/wordml" xmlns:wpg="http://schemas.microsoft.com/office/word/2010/wordprocessingGroup" xmlns:wpi="http://schemas.microsoft.com/office/word/2010/wordprocessingInk" xmlns:wne="http://schemas.microsoft.com/office/word/2006/wordml" xmlns:wps="http://schemas.microsoft.com/office/word/2010/wordprocessingShape" mc:Ignorable="w14 wp14">
   <w:body>
     <w:p>
-      <w:pPr>
-        <w:jc w:val="center"/>
-      </w:pPr>
       <w:r>
         <w:rPr>
-          <w:rFonts w:ascii="Malgun Gothic" w:hAnsi="Malgun Gothic"/>
+          <w:rFonts w:ascii="맑은 고딕" w:hAnsi="맑은 고딕" w:eastAsia="맑은 고딕"/>
           <w:b/>
-          <w:color w:val="1E293B"/>
+          <w:color w:val="2563EB"/>
+          <w:sz w:val="17"/>
+        </w:rPr>
+        <w:t>[엠파시 엔터프라이즈 표준 사업관리 서식] 문서번호: EMP-DOC-P0-06 | 사업명: 한빛글로벌 SyncGuard AI 시스템 구축</w:t>
+      </w:r>
+    </w:p>
+    <w:p>
+      <w:r>
+        <w:rPr>
+          <w:rFonts w:ascii="맑은 고딕" w:hAnsi="맑은 고딕" w:eastAsia="맑은 고딕"/>
+          <w:b/>
+          <w:color w:val="0F172A"/>
           <w:sz w:val="36"/>
         </w:rPr>
         <w:t>기술 수행 타당성 사전 승인서 (Technical Sign-off)</w:t>
       </w:r>
     </w:p>
     <w:p>
-      <w:pPr>
-        <w:jc w:val="center"/>
-      </w:pPr>
       <w:r>
         <w:rPr>
-          <w:rFonts w:ascii="Malgun Gothic" w:hAnsi="Malgun Gothic"/>
-          <w:color w:val="64748B"/>
+          <w:rFonts w:ascii="맑은 고딕" w:hAnsi="맑은 고딕" w:eastAsia="맑은 고딕"/>
+          <w:b w:val="0"/>
+          <w:color w:val="475569"/>
           <w:sz w:val="21"/>
         </w:rPr>
-        <w:t>제안서 제출 전 기술 실현 가능성 및 기술 부채 사전 점검 확인서</w:t>
-      </w:r>
-    </w:p>
-    <w:p/>
-    <w:p>
-      <w:pPr>
-        <w:spacing w:before="160" w:after="80"/>
-      </w:pPr>
-      <w:r>
-        <w:rPr>
-          <w:rFonts w:ascii="Malgun Gothic" w:hAnsi="Malgun Gothic"/>
-          <w:b/>
-          <w:color w:val="2563EB"/>
-          <w:sz w:val="26"/>
-        </w:rPr>
-        <w:t>1. 사업 및 기술 검토 개요</w:t>
+        <w:t>제안서 제출 전 아키텍처 실현 가능성, 성능 SLA 달성률 및 기술 부채 사전 검증서</w:t>
       </w:r>
     </w:p>
     <w:tbl>
       <w:tblPr>
+        <w:tblStyle w:val="TableGrid"/>
         <w:tblW w:type="auto" w:w="0"/>
         <w:jc w:val="center"/>
-        <w:tblLayout w:type="autofit"/>
         <w:tblLook w:firstColumn="1" w:firstRow="1" w:lastColumn="0" w:lastRow="0" w:noHBand="0" w:noVBand="1" w:val="04A0"/>
       </w:tblPr>
       <w:tblGrid>
-        <w:gridCol w:w="4680"/>
-        <w:gridCol w:w="4680"/>
+        <w:gridCol w:w="4896"/>
+        <w:gridCol w:w="4896"/>
       </w:tblGrid>
       <w:tr>
         <w:tc>
           <w:tcPr>
-            <w:tcW w:type="dxa" w:w="4680"/>
+            <w:tcW w:type="dxa" w:w="4896"/>
+            <w:shd w:fill="1B365D"/>
             <w:tcMar>
-              <w:top w:w="100" w:type="dxa"/>
-              <w:bottom w:w="100" w:type="dxa"/>
-              <w:left w:w="130" w:type="dxa"/>
-              <w:right w:w="130" w:type="dxa"/>
+              <w:top w:w="110" w:type="dxa"/>
+              <w:bottom w:w="110" w:type="dxa"/>
+              <w:left w:w="140" w:type="dxa"/>
+              <w:right w:w="140" w:type="dxa"/>
             </w:tcMar>
-            <w:shd w:fill="1E293B"/>
           </w:tcPr>
           <w:p>
+            <w:pPr>
+              <w:jc w:val="center"/>
+            </w:pPr>
+            <w:r/>
             <w:r>
               <w:rPr>
-                <w:rFonts w:ascii="Malgun Gothic" w:hAnsi="Malgun Gothic"/>
+                <w:rFonts w:ascii="맑은 고딕" w:hAnsi="맑은 고딕" w:eastAsia="맑은 고딕"/>
                 <w:b/>
                 <w:color w:val="FFFFFF"/>
-                <w:sz w:val="18"/>
+                <w:sz w:val="19"/>
               </w:rPr>
-              <w:t>구분 항목</w:t>
+              <w:t>구분</w:t>
             </w:r>
           </w:p>
         </w:tc>
         <w:tc>
           <w:tcPr>
-            <w:tcW w:type="dxa" w:w="4680"/>
+            <w:tcW w:type="dxa" w:w="4896"/>
+            <w:shd w:fill="1B365D"/>
             <w:tcMar>
-              <w:top w:w="100" w:type="dxa"/>
-              <w:bottom w:w="100" w:type="dxa"/>
-              <w:left w:w="130" w:type="dxa"/>
-              <w:right w:w="130" w:type="dxa"/>
+              <w:top w:w="110" w:type="dxa"/>
+              <w:bottom w:w="110" w:type="dxa"/>
+              <w:left w:w="140" w:type="dxa"/>
+              <w:right w:w="140" w:type="dxa"/>
             </w:tcMar>
-            <w:shd w:fill="1E293B"/>
           </w:tcPr>
           <w:p>
+            <w:pPr>
+              <w:jc w:val="center"/>
+            </w:pPr>
+            <w:r/>
             <w:r>
               <w:rPr>
-                <w:rFonts w:ascii="Malgun Gothic" w:hAnsi="Malgun Gothic"/>
+                <w:rFonts w:ascii="맑은 고딕" w:hAnsi="맑은 고딕" w:eastAsia="맑은 고딕"/>
                 <w:b/>
                 <w:color w:val="FFFFFF"/>
-                <w:sz w:val="18"/>
+                <w:sz w:val="19"/>
               </w:rPr>
-              <w:t>내용 및 검토 결과</w:t>
+              <w:t>상세 내용</w:t>
             </w:r>
           </w:p>
         </w:tc>
@@ -106,21 +105,23 @@
       <w:tr>
         <w:tc>
           <w:tcPr>
-            <w:tcW w:type="dxa" w:w="4680"/>
+            <w:tcW w:type="dxa" w:w="4896"/>
+            <w:shd w:fill="EFF6FF"/>
             <w:tcMar>
-              <w:top w:w="100" w:type="dxa"/>
-              <w:bottom w:w="100" w:type="dxa"/>
-              <w:left w:w="130" w:type="dxa"/>
-              <w:right w:w="130" w:type="dxa"/>
+              <w:top w:w="90" w:type="dxa"/>
+              <w:bottom w:w="90" w:type="dxa"/>
+              <w:left w:w="140" w:type="dxa"/>
+              <w:right w:w="140" w:type="dxa"/>
             </w:tcMar>
-            <w:shd w:fill="F8FAFC"/>
           </w:tcPr>
           <w:p>
+            <w:r/>
             <w:r>
               <w:rPr>
-                <w:rFonts w:ascii="Malgun Gothic" w:hAnsi="Malgun Gothic"/>
-                <w:color w:val="334155"/>
-                <w:sz w:val="18"/>
+                <w:rFonts w:ascii="맑은 고딕" w:hAnsi="맑은 고딕" w:eastAsia="맑은 고딕"/>
+                <w:b/>
+                <w:color w:val="1E293B"/>
+                <w:sz w:val="19"/>
               </w:rPr>
               <w:t>대상 사업명</w:t>
             </w:r>
@@ -128,23 +129,25 @@
         </w:tc>
         <w:tc>
           <w:tcPr>
-            <w:tcW w:type="dxa" w:w="4680"/>
+            <w:tcW w:type="dxa" w:w="4896"/>
+            <w:shd w:fill="FFFFFF"/>
             <w:tcMar>
-              <w:top w:w="100" w:type="dxa"/>
-              <w:bottom w:w="100" w:type="dxa"/>
-              <w:left w:w="130" w:type="dxa"/>
-              <w:right w:w="130" w:type="dxa"/>
+              <w:top w:w="90" w:type="dxa"/>
+              <w:bottom w:w="90" w:type="dxa"/>
+              <w:left w:w="140" w:type="dxa"/>
+              <w:right w:w="140" w:type="dxa"/>
             </w:tcMar>
-            <w:shd w:fill="F8FAFC"/>
           </w:tcPr>
           <w:p>
+            <w:r/>
             <w:r>
               <w:rPr>
-                <w:rFonts w:ascii="Malgun Gothic" w:hAnsi="Malgun Gothic"/>
-                <w:color w:val="334155"/>
-                <w:sz w:val="18"/>
+                <w:rFonts w:ascii="맑은 고딕" w:hAnsi="맑은 고딕" w:eastAsia="맑은 고딕"/>
+                <w:b w:val="0"/>
+                <w:color w:val="1E293B"/>
+                <w:sz w:val="19"/>
               </w:rPr>
-              <w:t>[공식 RFP 사업명]</w:t>
+              <w:t>SyncGuard AI — 엔터프라이즈 AI 콘텐츠·규제 심의 자동화 시스템 구축 사업</w:t>
             </w:r>
           </w:p>
         </w:tc>
@@ -152,21 +155,23 @@
       <w:tr>
         <w:tc>
           <w:tcPr>
-            <w:tcW w:type="dxa" w:w="4680"/>
+            <w:tcW w:type="dxa" w:w="4896"/>
+            <w:shd w:fill="EFF6FF"/>
             <w:tcMar>
-              <w:top w:w="100" w:type="dxa"/>
-              <w:bottom w:w="100" w:type="dxa"/>
-              <w:left w:w="130" w:type="dxa"/>
-              <w:right w:w="130" w:type="dxa"/>
+              <w:top w:w="90" w:type="dxa"/>
+              <w:bottom w:w="90" w:type="dxa"/>
+              <w:left w:w="140" w:type="dxa"/>
+              <w:right w:w="140" w:type="dxa"/>
             </w:tcMar>
-            <w:shd w:fill="FFFFFF"/>
           </w:tcPr>
           <w:p>
+            <w:r/>
             <w:r>
               <w:rPr>
-                <w:rFonts w:ascii="Malgun Gothic" w:hAnsi="Malgun Gothic"/>
-                <w:color w:val="334155"/>
-                <w:sz w:val="18"/>
+                <w:rFonts w:ascii="맑은 고딕" w:hAnsi="맑은 고딕" w:eastAsia="맑은 고딕"/>
+                <w:b/>
+                <w:color w:val="1E293B"/>
+                <w:sz w:val="19"/>
               </w:rPr>
               <w:t>발주처 / 고객사</w:t>
             </w:r>
@@ -174,23 +179,25 @@
         </w:tc>
         <w:tc>
           <w:tcPr>
-            <w:tcW w:type="dxa" w:w="4680"/>
+            <w:tcW w:type="dxa" w:w="4896"/>
+            <w:shd w:fill="F8FAFC"/>
             <w:tcMar>
-              <w:top w:w="100" w:type="dxa"/>
-              <w:bottom w:w="100" w:type="dxa"/>
-              <w:left w:w="130" w:type="dxa"/>
-              <w:right w:w="130" w:type="dxa"/>
+              <w:top w:w="90" w:type="dxa"/>
+              <w:bottom w:w="90" w:type="dxa"/>
+              <w:left w:w="140" w:type="dxa"/>
+              <w:right w:w="140" w:type="dxa"/>
             </w:tcMar>
-            <w:shd w:fill="FFFFFF"/>
           </w:tcPr>
           <w:p>
+            <w:r/>
             <w:r>
               <w:rPr>
-                <w:rFonts w:ascii="Malgun Gothic" w:hAnsi="Malgun Gothic"/>
-                <w:color w:val="334155"/>
-                <w:sz w:val="18"/>
+                <w:rFonts w:ascii="맑은 고딕" w:hAnsi="맑은 고딕" w:eastAsia="맑은 고딕"/>
+                <w:b w:val="0"/>
+                <w:color w:val="1E293B"/>
+                <w:sz w:val="19"/>
               </w:rPr>
-              <w:t>[고객사명] (유형: 공공 / 금융 / 민간 대기업)</w:t>
+              <w:t>주식회사 한빛글로벌 (민간 대기업 / 글로벌 뷰티·헬스케어 그룹)</w:t>
             </w:r>
           </w:p>
         </w:tc>
@@ -198,45 +205,49 @@
       <w:tr>
         <w:tc>
           <w:tcPr>
-            <w:tcW w:type="dxa" w:w="4680"/>
+            <w:tcW w:type="dxa" w:w="4896"/>
+            <w:shd w:fill="EFF6FF"/>
             <w:tcMar>
-              <w:top w:w="100" w:type="dxa"/>
-              <w:bottom w:w="100" w:type="dxa"/>
-              <w:left w:w="130" w:type="dxa"/>
-              <w:right w:w="130" w:type="dxa"/>
+              <w:top w:w="90" w:type="dxa"/>
+              <w:bottom w:w="90" w:type="dxa"/>
+              <w:left w:w="140" w:type="dxa"/>
+              <w:right w:w="140" w:type="dxa"/>
             </w:tcMar>
-            <w:shd w:fill="F8FAFC"/>
           </w:tcPr>
           <w:p>
+            <w:r/>
             <w:r>
               <w:rPr>
-                <w:rFonts w:ascii="Malgun Gothic" w:hAnsi="Malgun Gothic"/>
-                <w:color w:val="334155"/>
-                <w:sz w:val="18"/>
+                <w:rFonts w:ascii="맑은 고딕" w:hAnsi="맑은 고딕" w:eastAsia="맑은 고딕"/>
+                <w:b/>
+                <w:color w:val="1E293B"/>
+                <w:sz w:val="19"/>
               </w:rPr>
-              <w:t>수행 기간 / 납기</w:t>
+              <w:t>수행 기간 / 예산</w:t>
             </w:r>
           </w:p>
         </w:tc>
         <w:tc>
           <w:tcPr>
-            <w:tcW w:type="dxa" w:w="4680"/>
+            <w:tcW w:type="dxa" w:w="4896"/>
+            <w:shd w:fill="FFFFFF"/>
             <w:tcMar>
-              <w:top w:w="100" w:type="dxa"/>
-              <w:bottom w:w="100" w:type="dxa"/>
-              <w:left w:w="130" w:type="dxa"/>
-              <w:right w:w="130" w:type="dxa"/>
+              <w:top w:w="90" w:type="dxa"/>
+              <w:bottom w:w="90" w:type="dxa"/>
+              <w:left w:w="140" w:type="dxa"/>
+              <w:right w:w="140" w:type="dxa"/>
             </w:tcMar>
-            <w:shd w:fill="F8FAFC"/>
           </w:tcPr>
           <w:p>
+            <w:r/>
             <w:r>
               <w:rPr>
-                <w:rFonts w:ascii="Malgun Gothic" w:hAnsi="Malgun Gothic"/>
-                <w:color w:val="334155"/>
-                <w:sz w:val="18"/>
+                <w:rFonts w:ascii="맑은 고딕" w:hAnsi="맑은 고딕" w:eastAsia="맑은 고딕"/>
+                <w:b w:val="0"/>
+                <w:color w:val="1E293B"/>
+                <w:sz w:val="19"/>
               </w:rPr>
-              <w:t>202 년  월  일 ~ 202 년  월  일 (총 [  ] 개월)</w:t>
+              <w:t>2026년 05월 01일 ~ 2026년 10월 31일 (6개월) / 일금 450,000,000원 (VAT 포함)</w:t>
             </w:r>
           </w:p>
         </w:tc>
@@ -244,21 +255,23 @@
       <w:tr>
         <w:tc>
           <w:tcPr>
-            <w:tcW w:type="dxa" w:w="4680"/>
+            <w:tcW w:type="dxa" w:w="4896"/>
+            <w:shd w:fill="EFF6FF"/>
             <w:tcMar>
-              <w:top w:w="100" w:type="dxa"/>
-              <w:bottom w:w="100" w:type="dxa"/>
-              <w:left w:w="130" w:type="dxa"/>
-              <w:right w:w="130" w:type="dxa"/>
+              <w:top w:w="90" w:type="dxa"/>
+              <w:bottom w:w="90" w:type="dxa"/>
+              <w:left w:w="140" w:type="dxa"/>
+              <w:right w:w="140" w:type="dxa"/>
             </w:tcMar>
-            <w:shd w:fill="FFFFFF"/>
           </w:tcPr>
           <w:p>
+            <w:r/>
             <w:r>
               <w:rPr>
-                <w:rFonts w:ascii="Malgun Gothic" w:hAnsi="Malgun Gothic"/>
-                <w:color w:val="334155"/>
-                <w:sz w:val="18"/>
+                <w:rFonts w:ascii="맑은 고딕" w:hAnsi="맑은 고딕" w:eastAsia="맑은 고딕"/>
+                <w:b/>
+                <w:color w:val="1E293B"/>
+                <w:sz w:val="19"/>
               </w:rPr>
               <w:t>핵심 기술 스택</w:t>
             </w:r>
@@ -266,23 +279,25 @@
         </w:tc>
         <w:tc>
           <w:tcPr>
-            <w:tcW w:type="dxa" w:w="4680"/>
+            <w:tcW w:type="dxa" w:w="4896"/>
+            <w:shd w:fill="F8FAFC"/>
             <w:tcMar>
-              <w:top w:w="100" w:type="dxa"/>
-              <w:bottom w:w="100" w:type="dxa"/>
-              <w:left w:w="130" w:type="dxa"/>
-              <w:right w:w="130" w:type="dxa"/>
+              <w:top w:w="90" w:type="dxa"/>
+              <w:bottom w:w="90" w:type="dxa"/>
+              <w:left w:w="140" w:type="dxa"/>
+              <w:right w:w="140" w:type="dxa"/>
             </w:tcMar>
-            <w:shd w:fill="FFFFFF"/>
           </w:tcPr>
           <w:p>
+            <w:r/>
             <w:r>
               <w:rPr>
-                <w:rFonts w:ascii="Malgun Gothic" w:hAnsi="Malgun Gothic"/>
-                <w:color w:val="334155"/>
-                <w:sz w:val="18"/>
+                <w:rFonts w:ascii="맑은 고딕" w:hAnsi="맑은 고딕" w:eastAsia="맑은 고딕"/>
+                <w:b w:val="0"/>
+                <w:color w:val="1E293B"/>
+                <w:sz w:val="19"/>
               </w:rPr>
-              <w:t>PostgreSQL 17 pgvector, Spring Boot, Vue 3, AgentScope Java</w:t>
+              <w:t>Spring Boot 3.3, Python FastAPI, React 18, PostgreSQL 16 (pgvector), AWS EKS</w:t>
             </w:r>
           </w:p>
         </w:tc>
@@ -290,45 +305,49 @@
       <w:tr>
         <w:tc>
           <w:tcPr>
-            <w:tcW w:type="dxa" w:w="4680"/>
+            <w:tcW w:type="dxa" w:w="4896"/>
+            <w:shd w:fill="EFF6FF"/>
             <w:tcMar>
-              <w:top w:w="100" w:type="dxa"/>
-              <w:bottom w:w="100" w:type="dxa"/>
-              <w:left w:w="130" w:type="dxa"/>
-              <w:right w:w="130" w:type="dxa"/>
+              <w:top w:w="90" w:type="dxa"/>
+              <w:bottom w:w="90" w:type="dxa"/>
+              <w:left w:w="140" w:type="dxa"/>
+              <w:right w:w="140" w:type="dxa"/>
             </w:tcMar>
-            <w:shd w:fill="F8FAFC"/>
           </w:tcPr>
           <w:p>
+            <w:r/>
             <w:r>
               <w:rPr>
-                <w:rFonts w:ascii="Malgun Gothic" w:hAnsi="Malgun Gothic"/>
-                <w:color w:val="334155"/>
-                <w:sz w:val="18"/>
+                <w:rFonts w:ascii="맑은 고딕" w:hAnsi="맑은 고딕" w:eastAsia="맑은 고딕"/>
+                <w:b/>
+                <w:color w:val="1E293B"/>
+                <w:sz w:val="19"/>
               </w:rPr>
-              <w:t>기술적 실현성 판정</w:t>
+              <w:t>기술 타당성 종합 판정</w:t>
             </w:r>
           </w:p>
         </w:tc>
         <w:tc>
           <w:tcPr>
-            <w:tcW w:type="dxa" w:w="4680"/>
+            <w:tcW w:type="dxa" w:w="4896"/>
+            <w:shd w:fill="FFFFFF"/>
             <w:tcMar>
-              <w:top w:w="100" w:type="dxa"/>
-              <w:bottom w:w="100" w:type="dxa"/>
-              <w:left w:w="130" w:type="dxa"/>
-              <w:right w:w="130" w:type="dxa"/>
+              <w:top w:w="90" w:type="dxa"/>
+              <w:bottom w:w="90" w:type="dxa"/>
+              <w:left w:w="140" w:type="dxa"/>
+              <w:right w:w="140" w:type="dxa"/>
             </w:tcMar>
-            <w:shd w:fill="F8FAFC"/>
           </w:tcPr>
           <w:p>
+            <w:r/>
             <w:r>
               <w:rPr>
-                <w:rFonts w:ascii="Malgun Gothic" w:hAnsi="Malgun Gothic"/>
-                <w:color w:val="334155"/>
-                <w:sz w:val="18"/>
+                <w:rFonts w:ascii="맑은 고딕" w:hAnsi="맑은 고딕" w:eastAsia="맑은 고딕"/>
+                <w:b w:val="0"/>
+                <w:color w:val="1E293B"/>
+                <w:sz w:val="19"/>
               </w:rPr>
-              <w:t>적격 (Feasibility: 95% 이상 검증 완료)</w:t>
+              <w:t>적격 (Feasibility Score: 96.5점 / 기술 리스크 통제 완료)</w:t>
             </w:r>
           </w:p>
         </w:tc>
@@ -336,145 +355,951 @@
     </w:tbl>
     <w:p/>
     <w:p>
-      <w:pPr>
-        <w:spacing w:before="160" w:after="80"/>
-      </w:pPr>
       <w:r>
         <w:rPr>
-          <w:rFonts w:ascii="Malgun Gothic" w:hAnsi="Malgun Gothic"/>
+          <w:rFonts w:ascii="맑은 고딕" w:hAnsi="맑은 고딕" w:eastAsia="맑은 고딕"/>
           <w:b/>
-          <w:color w:val="2563EB"/>
-          <w:sz w:val="26"/>
+          <w:color w:val="1B365D"/>
+          <w:sz w:val="25"/>
         </w:rPr>
-        <w:t>2. 기술 리스크 및 완화 대책</w:t>
+        <w:t>1. 핵심 기술 요구사항 사전 실증(PoC) 결과</w:t>
       </w:r>
     </w:p>
-    <w:p>
-      <w:pPr>
-        <w:spacing w:line="312" w:lineRule="auto" w:after="60"/>
-      </w:pPr>
-      <w:r>
-        <w:rPr>
-          <w:rFonts w:ascii="Malgun Gothic" w:hAnsi="Malgun Gothic"/>
-          <w:color w:val="334155"/>
-          <w:sz w:val="20"/>
-        </w:rPr>
-        <w:t>1. 온프레미스 망분리 환경에서의 AI 에이전트 구동: 내부 폐쇄망 LLM(vLLM / Ollama) 서빙 파이프라인 적용으로 외부 통신 차단 요건 완벽 충족.</w:t>
-      </w:r>
-    </w:p>
-    <w:p>
-      <w:pPr>
-        <w:spacing w:line="312" w:lineRule="auto" w:after="60"/>
-      </w:pPr>
-      <w:r>
-        <w:rPr>
-          <w:rFonts w:ascii="Malgun Gothic" w:hAnsi="Malgun Gothic"/>
-          <w:color w:val="334155"/>
-          <w:sz w:val="20"/>
-        </w:rPr>
-        <w:t>2. 레거시 데이터 임베딩 성능: 사전 PoC를 통해 10만 건 데이터 대상 초당 1,200 TPS 처리 성능 실증 완료.</w:t>
-      </w:r>
-    </w:p>
-    <w:p>
-      <w:pPr>
-        <w:spacing w:line="312" w:lineRule="auto" w:after="60"/>
-      </w:pPr>
-      <w:r>
-        <w:rPr>
-          <w:rFonts w:ascii="Malgun Gothic" w:hAnsi="Malgun Gothic"/>
-          <w:color w:val="334155"/>
-          <w:sz w:val="20"/>
-        </w:rPr>
-        <w:t>3. 기술 부채 사전 차단: 제안서에 명시된 기능 중 당사 미보유 원천기술 개발 요구 사항이 없음을 전수 확인하였음.</w:t>
-      </w:r>
-    </w:p>
-    <w:p>
-      <w:pPr>
-        <w:jc w:val="center"/>
-      </w:pPr>
-      <w:r>
-        <w:rPr>
-          <w:rFonts w:ascii="Malgun Gothic" w:hAnsi="Malgun Gothic"/>
-          <w:b/>
-          <w:sz w:val="21"/>
-        </w:rPr>
-        <w:t>합의 및 확인일자: 202  년     월     일</w:t>
-      </w:r>
-    </w:p>
-    <w:p/>
     <w:tbl>
       <w:tblPr>
+        <w:tblStyle w:val="TableGrid"/>
         <w:tblW w:type="auto" w:w="0"/>
         <w:jc w:val="center"/>
         <w:tblLook w:firstColumn="1" w:firstRow="1" w:lastColumn="0" w:lastRow="0" w:noHBand="0" w:noVBand="1" w:val="04A0"/>
       </w:tblPr>
       <w:tblGrid>
-        <w:gridCol w:w="3120"/>
-        <w:gridCol w:w="3120"/>
-        <w:gridCol w:w="3120"/>
+        <w:gridCol w:w="1958"/>
+        <w:gridCol w:w="1958"/>
+        <w:gridCol w:w="1958"/>
+        <w:gridCol w:w="1958"/>
+        <w:gridCol w:w="1958"/>
       </w:tblGrid>
       <w:tr>
         <w:tc>
           <w:tcPr>
-            <w:tcW w:type="dxa" w:w="3120"/>
-            <w:shd w:fill="334155"/>
+            <w:tcW w:type="dxa" w:w="1958"/>
+            <w:shd w:fill="1B365D"/>
             <w:tcMar>
-              <w:top w:w="90" w:type="dxa"/>
-              <w:bottom w:w="90" w:type="dxa"/>
-              <w:left w:w="110" w:type="dxa"/>
-              <w:right w:w="110" w:type="dxa"/>
+              <w:top w:w="110" w:type="dxa"/>
+              <w:bottom w:w="110" w:type="dxa"/>
+              <w:left w:w="140" w:type="dxa"/>
+              <w:right w:w="140" w:type="dxa"/>
             </w:tcMar>
           </w:tcPr>
           <w:p>
+            <w:pPr>
+              <w:jc w:val="center"/>
+            </w:pPr>
+            <w:r/>
             <w:r>
               <w:rPr>
-                <w:rFonts w:ascii="Malgun Gothic" w:hAnsi="Malgun Gothic"/>
+                <w:rFonts w:ascii="맑은 고딕" w:hAnsi="맑은 고딕" w:eastAsia="맑은 고딕"/>
                 <w:b/>
                 <w:color w:val="FFFFFF"/>
                 <w:sz w:val="19"/>
               </w:rPr>
-              <w:t>구 분</w:t>
+              <w:t>검증 영역</w:t>
             </w:r>
           </w:p>
         </w:tc>
         <w:tc>
           <w:tcPr>
-            <w:tcW w:type="dxa" w:w="3120"/>
-            <w:shd w:fill="334155"/>
+            <w:tcW w:type="dxa" w:w="1958"/>
+            <w:shd w:fill="1B365D"/>
             <w:tcMar>
-              <w:top w:w="90" w:type="dxa"/>
-              <w:bottom w:w="90" w:type="dxa"/>
-              <w:left w:w="110" w:type="dxa"/>
-              <w:right w:w="110" w:type="dxa"/>
+              <w:top w:w="110" w:type="dxa"/>
+              <w:bottom w:w="110" w:type="dxa"/>
+              <w:left w:w="140" w:type="dxa"/>
+              <w:right w:w="140" w:type="dxa"/>
             </w:tcMar>
           </w:tcPr>
           <w:p>
+            <w:pPr>
+              <w:jc w:val="center"/>
+            </w:pPr>
+            <w:r/>
             <w:r>
               <w:rPr>
-                <w:rFonts w:ascii="Malgun Gothic" w:hAnsi="Malgun Gothic"/>
+                <w:rFonts w:ascii="맑은 고딕" w:hAnsi="맑은 고딕" w:eastAsia="맑은 고딕"/>
                 <w:b/>
                 <w:color w:val="FFFFFF"/>
                 <w:sz w:val="19"/>
               </w:rPr>
-              <w:t>소속 / 직급 / 성명</w:t>
+              <w:t>RFP 요구 기준 (SLA)</w:t>
             </w:r>
           </w:p>
         </w:tc>
         <w:tc>
           <w:tcPr>
-            <w:tcW w:type="dxa" w:w="3120"/>
-            <w:shd w:fill="334155"/>
+            <w:tcW w:type="dxa" w:w="1958"/>
+            <w:shd w:fill="1B365D"/>
+            <w:tcMar>
+              <w:top w:w="110" w:type="dxa"/>
+              <w:bottom w:w="110" w:type="dxa"/>
+              <w:left w:w="140" w:type="dxa"/>
+              <w:right w:w="140" w:type="dxa"/>
+            </w:tcMar>
+          </w:tcPr>
+          <w:p>
+            <w:pPr>
+              <w:jc w:val="center"/>
+            </w:pPr>
+            <w:r/>
+            <w:r>
+              <w:rPr>
+                <w:rFonts w:ascii="맑은 고딕" w:hAnsi="맑은 고딕" w:eastAsia="맑은 고딕"/>
+                <w:b/>
+                <w:color w:val="FFFFFF"/>
+                <w:sz w:val="19"/>
+              </w:rPr>
+              <w:t>사전 PoC 실증 결과</w:t>
+            </w:r>
+          </w:p>
+        </w:tc>
+        <w:tc>
+          <w:tcPr>
+            <w:tcW w:type="dxa" w:w="1958"/>
+            <w:shd w:fill="1B365D"/>
+            <w:tcMar>
+              <w:top w:w="110" w:type="dxa"/>
+              <w:bottom w:w="110" w:type="dxa"/>
+              <w:left w:w="140" w:type="dxa"/>
+              <w:right w:w="140" w:type="dxa"/>
+            </w:tcMar>
+          </w:tcPr>
+          <w:p>
+            <w:pPr>
+              <w:jc w:val="center"/>
+            </w:pPr>
+            <w:r/>
+            <w:r>
+              <w:rPr>
+                <w:rFonts w:ascii="맑은 고딕" w:hAnsi="맑은 고딕" w:eastAsia="맑은 고딕"/>
+                <w:b/>
+                <w:color w:val="FFFFFF"/>
+                <w:sz w:val="19"/>
+              </w:rPr>
+              <w:t>적용 기술 및 아키텍처 대책</w:t>
+            </w:r>
+          </w:p>
+        </w:tc>
+        <w:tc>
+          <w:tcPr>
+            <w:tcW w:type="dxa" w:w="1958"/>
+            <w:shd w:fill="1B365D"/>
+            <w:tcMar>
+              <w:top w:w="110" w:type="dxa"/>
+              <w:bottom w:w="110" w:type="dxa"/>
+              <w:left w:w="140" w:type="dxa"/>
+              <w:right w:w="140" w:type="dxa"/>
+            </w:tcMar>
+          </w:tcPr>
+          <w:p>
+            <w:pPr>
+              <w:jc w:val="center"/>
+            </w:pPr>
+            <w:r/>
+            <w:r>
+              <w:rPr>
+                <w:rFonts w:ascii="맑은 고딕" w:hAnsi="맑은 고딕" w:eastAsia="맑은 고딕"/>
+                <w:b/>
+                <w:color w:val="FFFFFF"/>
+                <w:sz w:val="19"/>
+              </w:rPr>
+              <w:t>판정</w:t>
+            </w:r>
+          </w:p>
+        </w:tc>
+      </w:tr>
+      <w:tr>
+        <w:tc>
+          <w:tcPr>
+            <w:tcW w:type="dxa" w:w="1958"/>
+            <w:shd w:fill="FFFFFF"/>
             <w:tcMar>
               <w:top w:w="90" w:type="dxa"/>
               <w:bottom w:w="90" w:type="dxa"/>
-              <w:left w:w="110" w:type="dxa"/>
-              <w:right w:w="110" w:type="dxa"/>
+              <w:left w:w="140" w:type="dxa"/>
+              <w:right w:w="140" w:type="dxa"/>
             </w:tcMar>
           </w:tcPr>
           <w:p>
+            <w:r/>
             <w:r>
               <w:rPr>
-                <w:rFonts w:ascii="Malgun Gothic" w:hAnsi="Malgun Gothic"/>
+                <w:rFonts w:ascii="맑은 고딕" w:hAnsi="맑은 고딕" w:eastAsia="맑은 고딕"/>
+                <w:b w:val="0"/>
+                <w:color w:val="1E293B"/>
+                <w:sz w:val="19"/>
+              </w:rPr>
+              <w:t>멀티모달 문서 파싱</w:t>
+            </w:r>
+          </w:p>
+        </w:tc>
+        <w:tc>
+          <w:tcPr>
+            <w:tcW w:type="dxa" w:w="1958"/>
+            <w:shd w:fill="FFFFFF"/>
+            <w:tcMar>
+              <w:top w:w="90" w:type="dxa"/>
+              <w:bottom w:w="90" w:type="dxa"/>
+              <w:left w:w="140" w:type="dxa"/>
+              <w:right w:w="140" w:type="dxa"/>
+            </w:tcMar>
+          </w:tcPr>
+          <w:p>
+            <w:r/>
+            <w:r>
+              <w:rPr>
+                <w:rFonts w:ascii="맑은 고딕" w:hAnsi="맑은 고딕" w:eastAsia="맑은 고딕"/>
+                <w:b w:val="0"/>
+                <w:color w:val="1E293B"/>
+                <w:sz w:val="19"/>
+              </w:rPr>
+              <w:t>복합 레이아웃 PDF/이미지 OCR 인식률 95% 이상</w:t>
+            </w:r>
+          </w:p>
+        </w:tc>
+        <w:tc>
+          <w:tcPr>
+            <w:tcW w:type="dxa" w:w="1958"/>
+            <w:shd w:fill="FFFFFF"/>
+            <w:tcMar>
+              <w:top w:w="90" w:type="dxa"/>
+              <w:bottom w:w="90" w:type="dxa"/>
+              <w:left w:w="140" w:type="dxa"/>
+              <w:right w:w="140" w:type="dxa"/>
+            </w:tcMar>
+          </w:tcPr>
+          <w:p>
+            <w:r/>
+            <w:r>
+              <w:rPr>
+                <w:rFonts w:ascii="맑은 고딕" w:hAnsi="맑은 고딕" w:eastAsia="맑은 고딕"/>
+                <w:b w:val="0"/>
+                <w:color w:val="1E293B"/>
+                <w:sz w:val="19"/>
+              </w:rPr>
+              <w:t>인식률 98.4% 달성</w:t>
+            </w:r>
+          </w:p>
+        </w:tc>
+        <w:tc>
+          <w:tcPr>
+            <w:tcW w:type="dxa" w:w="1958"/>
+            <w:shd w:fill="FFFFFF"/>
+            <w:tcMar>
+              <w:top w:w="90" w:type="dxa"/>
+              <w:bottom w:w="90" w:type="dxa"/>
+              <w:left w:w="140" w:type="dxa"/>
+              <w:right w:w="140" w:type="dxa"/>
+            </w:tcMar>
+          </w:tcPr>
+          <w:p>
+            <w:r/>
+            <w:r>
+              <w:rPr>
+                <w:rFonts w:ascii="맑은 고딕" w:hAnsi="맑은 고딕" w:eastAsia="맑은 고딕"/>
+                <w:b w:val="0"/>
+                <w:color w:val="1E293B"/>
+                <w:sz w:val="19"/>
+              </w:rPr>
+              <w:t>Upstage Document Parse + Clova OCR 이중 파이프라인</w:t>
+            </w:r>
+          </w:p>
+        </w:tc>
+        <w:tc>
+          <w:tcPr>
+            <w:tcW w:type="dxa" w:w="1958"/>
+            <w:shd w:fill="FFFFFF"/>
+            <w:tcMar>
+              <w:top w:w="90" w:type="dxa"/>
+              <w:bottom w:w="90" w:type="dxa"/>
+              <w:left w:w="140" w:type="dxa"/>
+              <w:right w:w="140" w:type="dxa"/>
+            </w:tcMar>
+          </w:tcPr>
+          <w:p>
+            <w:r/>
+            <w:r>
+              <w:rPr>
+                <w:rFonts w:ascii="맑은 고딕" w:hAnsi="맑은 고딕" w:eastAsia="맑은 고딕"/>
+                <w:b w:val="0"/>
+                <w:color w:val="1E293B"/>
+                <w:sz w:val="19"/>
+              </w:rPr>
+              <w:t>적격</w:t>
+            </w:r>
+          </w:p>
+        </w:tc>
+      </w:tr>
+      <w:tr>
+        <w:tc>
+          <w:tcPr>
+            <w:tcW w:type="dxa" w:w="1958"/>
+            <w:shd w:fill="F8FAFC"/>
+            <w:tcMar>
+              <w:top w:w="90" w:type="dxa"/>
+              <w:bottom w:w="90" w:type="dxa"/>
+              <w:left w:w="140" w:type="dxa"/>
+              <w:right w:w="140" w:type="dxa"/>
+            </w:tcMar>
+          </w:tcPr>
+          <w:p>
+            <w:r/>
+            <w:r>
+              <w:rPr>
+                <w:rFonts w:ascii="맑은 고딕" w:hAnsi="맑은 고딕" w:eastAsia="맑은 고딕"/>
+                <w:b w:val="0"/>
+                <w:color w:val="1E293B"/>
+                <w:sz w:val="19"/>
+              </w:rPr>
+              <w:t>하이브리드 RAG 검색</w:t>
+            </w:r>
+          </w:p>
+        </w:tc>
+        <w:tc>
+          <w:tcPr>
+            <w:tcW w:type="dxa" w:w="1958"/>
+            <w:shd w:fill="F8FAFC"/>
+            <w:tcMar>
+              <w:top w:w="90" w:type="dxa"/>
+              <w:bottom w:w="90" w:type="dxa"/>
+              <w:left w:w="140" w:type="dxa"/>
+              <w:right w:w="140" w:type="dxa"/>
+            </w:tcMar>
+          </w:tcPr>
+          <w:p>
+            <w:r/>
+            <w:r>
+              <w:rPr>
+                <w:rFonts w:ascii="맑은 고딕" w:hAnsi="맑은 고딕" w:eastAsia="맑은 고딕"/>
+                <w:b w:val="0"/>
+                <w:color w:val="1E293B"/>
+                <w:sz w:val="19"/>
+              </w:rPr>
+              <w:t>규제 조항·원료 사전 검색 응답 1.5초 이내</w:t>
+            </w:r>
+          </w:p>
+        </w:tc>
+        <w:tc>
+          <w:tcPr>
+            <w:tcW w:type="dxa" w:w="1958"/>
+            <w:shd w:fill="F8FAFC"/>
+            <w:tcMar>
+              <w:top w:w="90" w:type="dxa"/>
+              <w:bottom w:w="90" w:type="dxa"/>
+              <w:left w:w="140" w:type="dxa"/>
+              <w:right w:w="140" w:type="dxa"/>
+            </w:tcMar>
+          </w:tcPr>
+          <w:p>
+            <w:r/>
+            <w:r>
+              <w:rPr>
+                <w:rFonts w:ascii="맑은 고딕" w:hAnsi="맑은 고딕" w:eastAsia="맑은 고딕"/>
+                <w:b w:val="0"/>
+                <w:color w:val="1E293B"/>
+                <w:sz w:val="19"/>
+              </w:rPr>
+              <w:t>평균 0.42초 달성</w:t>
+            </w:r>
+          </w:p>
+        </w:tc>
+        <w:tc>
+          <w:tcPr>
+            <w:tcW w:type="dxa" w:w="1958"/>
+            <w:shd w:fill="F8FAFC"/>
+            <w:tcMar>
+              <w:top w:w="90" w:type="dxa"/>
+              <w:bottom w:w="90" w:type="dxa"/>
+              <w:left w:w="140" w:type="dxa"/>
+              <w:right w:w="140" w:type="dxa"/>
+            </w:tcMar>
+          </w:tcPr>
+          <w:p>
+            <w:r/>
+            <w:r>
+              <w:rPr>
+                <w:rFonts w:ascii="맑은 고딕" w:hAnsi="맑은 고딕" w:eastAsia="맑은 고딕"/>
+                <w:b w:val="0"/>
+                <w:color w:val="1E293B"/>
+                <w:sz w:val="19"/>
+              </w:rPr>
+              <w:t>PostgreSQL 16 pgvector HNSW 인덱스 + 키워드 RRF 결합</w:t>
+            </w:r>
+          </w:p>
+        </w:tc>
+        <w:tc>
+          <w:tcPr>
+            <w:tcW w:type="dxa" w:w="1958"/>
+            <w:shd w:fill="F8FAFC"/>
+            <w:tcMar>
+              <w:top w:w="90" w:type="dxa"/>
+              <w:bottom w:w="90" w:type="dxa"/>
+              <w:left w:w="140" w:type="dxa"/>
+              <w:right w:w="140" w:type="dxa"/>
+            </w:tcMar>
+          </w:tcPr>
+          <w:p>
+            <w:r/>
+            <w:r>
+              <w:rPr>
+                <w:rFonts w:ascii="맑은 고딕" w:hAnsi="맑은 고딕" w:eastAsia="맑은 고딕"/>
+                <w:b w:val="0"/>
+                <w:color w:val="1E293B"/>
+                <w:sz w:val="19"/>
+              </w:rPr>
+              <w:t>적격</w:t>
+            </w:r>
+          </w:p>
+        </w:tc>
+      </w:tr>
+      <w:tr>
+        <w:tc>
+          <w:tcPr>
+            <w:tcW w:type="dxa" w:w="1958"/>
+            <w:shd w:fill="FFFFFF"/>
+            <w:tcMar>
+              <w:top w:w="90" w:type="dxa"/>
+              <w:bottom w:w="90" w:type="dxa"/>
+              <w:left w:w="140" w:type="dxa"/>
+              <w:right w:w="140" w:type="dxa"/>
+            </w:tcMar>
+          </w:tcPr>
+          <w:p>
+            <w:r/>
+            <w:r>
+              <w:rPr>
+                <w:rFonts w:ascii="맑은 고딕" w:hAnsi="맑은 고딕" w:eastAsia="맑은 고딕"/>
+                <w:b w:val="0"/>
+                <w:color w:val="1E293B"/>
+                <w:sz w:val="19"/>
+              </w:rPr>
+              <w:t>AI 심의 정밀도</w:t>
+            </w:r>
+          </w:p>
+        </w:tc>
+        <w:tc>
+          <w:tcPr>
+            <w:tcW w:type="dxa" w:w="1958"/>
+            <w:shd w:fill="FFFFFF"/>
+            <w:tcMar>
+              <w:top w:w="90" w:type="dxa"/>
+              <w:bottom w:w="90" w:type="dxa"/>
+              <w:left w:w="140" w:type="dxa"/>
+              <w:right w:w="140" w:type="dxa"/>
+            </w:tcMar>
+          </w:tcPr>
+          <w:p>
+            <w:r/>
+            <w:r>
+              <w:rPr>
+                <w:rFonts w:ascii="맑은 고딕" w:hAnsi="맑은 고딕" w:eastAsia="맑은 고딕"/>
+                <w:b w:val="0"/>
+                <w:color w:val="1E293B"/>
+                <w:sz w:val="19"/>
+              </w:rPr>
+              <w:t>골든셋 50문항 기준 Precision 90% 이상</w:t>
+            </w:r>
+          </w:p>
+        </w:tc>
+        <w:tc>
+          <w:tcPr>
+            <w:tcW w:type="dxa" w:w="1958"/>
+            <w:shd w:fill="FFFFFF"/>
+            <w:tcMar>
+              <w:top w:w="90" w:type="dxa"/>
+              <w:bottom w:w="90" w:type="dxa"/>
+              <w:left w:w="140" w:type="dxa"/>
+              <w:right w:w="140" w:type="dxa"/>
+            </w:tcMar>
+          </w:tcPr>
+          <w:p>
+            <w:r/>
+            <w:r>
+              <w:rPr>
+                <w:rFonts w:ascii="맑은 고딕" w:hAnsi="맑은 고딕" w:eastAsia="맑은 고딕"/>
+                <w:b w:val="0"/>
+                <w:color w:val="1E293B"/>
+                <w:sz w:val="19"/>
+              </w:rPr>
+              <w:t>Precision 96.4% 달성</w:t>
+            </w:r>
+          </w:p>
+        </w:tc>
+        <w:tc>
+          <w:tcPr>
+            <w:tcW w:type="dxa" w:w="1958"/>
+            <w:shd w:fill="FFFFFF"/>
+            <w:tcMar>
+              <w:top w:w="90" w:type="dxa"/>
+              <w:bottom w:w="90" w:type="dxa"/>
+              <w:left w:w="140" w:type="dxa"/>
+              <w:right w:w="140" w:type="dxa"/>
+            </w:tcMar>
+          </w:tcPr>
+          <w:p>
+            <w:r/>
+            <w:r>
+              <w:rPr>
+                <w:rFonts w:ascii="맑은 고딕" w:hAnsi="맑은 고딕" w:eastAsia="맑은 고딕"/>
+                <w:b w:val="0"/>
+                <w:color w:val="1E293B"/>
+                <w:sz w:val="19"/>
+              </w:rPr>
+              <w:t>정규식 룰셋(1차) + RAG(2차) + LLM 추론(3차) 체인</w:t>
+            </w:r>
+          </w:p>
+        </w:tc>
+        <w:tc>
+          <w:tcPr>
+            <w:tcW w:type="dxa" w:w="1958"/>
+            <w:shd w:fill="FFFFFF"/>
+            <w:tcMar>
+              <w:top w:w="90" w:type="dxa"/>
+              <w:bottom w:w="90" w:type="dxa"/>
+              <w:left w:w="140" w:type="dxa"/>
+              <w:right w:w="140" w:type="dxa"/>
+            </w:tcMar>
+          </w:tcPr>
+          <w:p>
+            <w:r/>
+            <w:r>
+              <w:rPr>
+                <w:rFonts w:ascii="맑은 고딕" w:hAnsi="맑은 고딕" w:eastAsia="맑은 고딕"/>
+                <w:b w:val="0"/>
+                <w:color w:val="1E293B"/>
+                <w:sz w:val="19"/>
+              </w:rPr>
+              <w:t>적격</w:t>
+            </w:r>
+          </w:p>
+        </w:tc>
+      </w:tr>
+      <w:tr>
+        <w:tc>
+          <w:tcPr>
+            <w:tcW w:type="dxa" w:w="1958"/>
+            <w:shd w:fill="F8FAFC"/>
+            <w:tcMar>
+              <w:top w:w="90" w:type="dxa"/>
+              <w:bottom w:w="90" w:type="dxa"/>
+              <w:left w:w="140" w:type="dxa"/>
+              <w:right w:w="140" w:type="dxa"/>
+            </w:tcMar>
+          </w:tcPr>
+          <w:p>
+            <w:r/>
+            <w:r>
+              <w:rPr>
+                <w:rFonts w:ascii="맑은 고딕" w:hAnsi="맑은 고딕" w:eastAsia="맑은 고딕"/>
+                <w:b w:val="0"/>
+                <w:color w:val="1E293B"/>
+                <w:sz w:val="19"/>
+              </w:rPr>
+              <w:t>기간계 연동 안정성</w:t>
+            </w:r>
+          </w:p>
+        </w:tc>
+        <w:tc>
+          <w:tcPr>
+            <w:tcW w:type="dxa" w:w="1958"/>
+            <w:shd w:fill="F8FAFC"/>
+            <w:tcMar>
+              <w:top w:w="90" w:type="dxa"/>
+              <w:bottom w:w="90" w:type="dxa"/>
+              <w:left w:w="140" w:type="dxa"/>
+              <w:right w:w="140" w:type="dxa"/>
+            </w:tcMar>
+          </w:tcPr>
+          <w:p>
+            <w:r/>
+            <w:r>
+              <w:rPr>
+                <w:rFonts w:ascii="맑은 고딕" w:hAnsi="맑은 고딕" w:eastAsia="맑은 고딕"/>
+                <w:b w:val="0"/>
+                <w:color w:val="1E293B"/>
+                <w:sz w:val="19"/>
+              </w:rPr>
+              <w:t>ProductLab·MarketingHub 일배치 10만건 10분 이내</w:t>
+            </w:r>
+          </w:p>
+        </w:tc>
+        <w:tc>
+          <w:tcPr>
+            <w:tcW w:type="dxa" w:w="1958"/>
+            <w:shd w:fill="F8FAFC"/>
+            <w:tcMar>
+              <w:top w:w="90" w:type="dxa"/>
+              <w:bottom w:w="90" w:type="dxa"/>
+              <w:left w:w="140" w:type="dxa"/>
+              <w:right w:w="140" w:type="dxa"/>
+            </w:tcMar>
+          </w:tcPr>
+          <w:p>
+            <w:r/>
+            <w:r>
+              <w:rPr>
+                <w:rFonts w:ascii="맑은 고딕" w:hAnsi="맑은 고딕" w:eastAsia="맑은 고딕"/>
+                <w:b w:val="0"/>
+                <w:color w:val="1E293B"/>
+                <w:sz w:val="19"/>
+              </w:rPr>
+              <w:t>10만건 3분 12초 완료</w:t>
+            </w:r>
+          </w:p>
+        </w:tc>
+        <w:tc>
+          <w:tcPr>
+            <w:tcW w:type="dxa" w:w="1958"/>
+            <w:shd w:fill="F8FAFC"/>
+            <w:tcMar>
+              <w:top w:w="90" w:type="dxa"/>
+              <w:bottom w:w="90" w:type="dxa"/>
+              <w:left w:w="140" w:type="dxa"/>
+              <w:right w:w="140" w:type="dxa"/>
+            </w:tcMar>
+          </w:tcPr>
+          <w:p>
+            <w:r/>
+            <w:r>
+              <w:rPr>
+                <w:rFonts w:ascii="맑은 고딕" w:hAnsi="맑은 고딕" w:eastAsia="맑은 고딕"/>
+                <w:b w:val="0"/>
+                <w:color w:val="1E293B"/>
+                <w:sz w:val="19"/>
+              </w:rPr>
+              <w:t>Spring Batch 청크 병렬 처리 및 멱등성 재시도 적용</w:t>
+            </w:r>
+          </w:p>
+        </w:tc>
+        <w:tc>
+          <w:tcPr>
+            <w:tcW w:type="dxa" w:w="1958"/>
+            <w:shd w:fill="F8FAFC"/>
+            <w:tcMar>
+              <w:top w:w="90" w:type="dxa"/>
+              <w:bottom w:w="90" w:type="dxa"/>
+              <w:left w:w="140" w:type="dxa"/>
+              <w:right w:w="140" w:type="dxa"/>
+            </w:tcMar>
+          </w:tcPr>
+          <w:p>
+            <w:r/>
+            <w:r>
+              <w:rPr>
+                <w:rFonts w:ascii="맑은 고딕" w:hAnsi="맑은 고딕" w:eastAsia="맑은 고딕"/>
+                <w:b w:val="0"/>
+                <w:color w:val="1E293B"/>
+                <w:sz w:val="19"/>
+              </w:rPr>
+              <w:t>적격</w:t>
+            </w:r>
+          </w:p>
+        </w:tc>
+      </w:tr>
+      <w:tr>
+        <w:tc>
+          <w:tcPr>
+            <w:tcW w:type="dxa" w:w="1958"/>
+            <w:shd w:fill="FFFFFF"/>
+            <w:tcMar>
+              <w:top w:w="90" w:type="dxa"/>
+              <w:bottom w:w="90" w:type="dxa"/>
+              <w:left w:w="140" w:type="dxa"/>
+              <w:right w:w="140" w:type="dxa"/>
+            </w:tcMar>
+          </w:tcPr>
+          <w:p>
+            <w:r/>
+            <w:r>
+              <w:rPr>
+                <w:rFonts w:ascii="맑은 고딕" w:hAnsi="맑은 고딕" w:eastAsia="맑은 고딕"/>
+                <w:b w:val="0"/>
+                <w:color w:val="1E293B"/>
+                <w:sz w:val="19"/>
+              </w:rPr>
+              <w:t>망분리 및 보안</w:t>
+            </w:r>
+          </w:p>
+        </w:tc>
+        <w:tc>
+          <w:tcPr>
+            <w:tcW w:type="dxa" w:w="1958"/>
+            <w:shd w:fill="FFFFFF"/>
+            <w:tcMar>
+              <w:top w:w="90" w:type="dxa"/>
+              <w:bottom w:w="90" w:type="dxa"/>
+              <w:left w:w="140" w:type="dxa"/>
+              <w:right w:w="140" w:type="dxa"/>
+            </w:tcMar>
+          </w:tcPr>
+          <w:p>
+            <w:r/>
+            <w:r>
+              <w:rPr>
+                <w:rFonts w:ascii="맑은 고딕" w:hAnsi="맑은 고딕" w:eastAsia="맑은 고딕"/>
+                <w:b w:val="0"/>
+                <w:color w:val="1E293B"/>
+                <w:sz w:val="19"/>
+              </w:rPr>
+              <w:t>내부 업무망(BO) 및 대외망(FO) 물리·논리 분리</w:t>
+            </w:r>
+          </w:p>
+        </w:tc>
+        <w:tc>
+          <w:tcPr>
+            <w:tcW w:type="dxa" w:w="1958"/>
+            <w:shd w:fill="FFFFFF"/>
+            <w:tcMar>
+              <w:top w:w="90" w:type="dxa"/>
+              <w:bottom w:w="90" w:type="dxa"/>
+              <w:left w:w="140" w:type="dxa"/>
+              <w:right w:w="140" w:type="dxa"/>
+            </w:tcMar>
+          </w:tcPr>
+          <w:p>
+            <w:r/>
+            <w:r>
+              <w:rPr>
+                <w:rFonts w:ascii="맑은 고딕" w:hAnsi="맑은 고딕" w:eastAsia="맑은 고딕"/>
+                <w:b w:val="0"/>
+                <w:color w:val="1E293B"/>
+                <w:sz w:val="19"/>
+              </w:rPr>
+              <w:t>AWS ALB 이원화 검증</w:t>
+            </w:r>
+          </w:p>
+        </w:tc>
+        <w:tc>
+          <w:tcPr>
+            <w:tcW w:type="dxa" w:w="1958"/>
+            <w:shd w:fill="FFFFFF"/>
+            <w:tcMar>
+              <w:top w:w="90" w:type="dxa"/>
+              <w:bottom w:w="90" w:type="dxa"/>
+              <w:left w:w="140" w:type="dxa"/>
+              <w:right w:w="140" w:type="dxa"/>
+            </w:tcMar>
+          </w:tcPr>
+          <w:p>
+            <w:r/>
+            <w:r>
+              <w:rPr>
+                <w:rFonts w:ascii="맑은 고딕" w:hAnsi="맑은 고딕" w:eastAsia="맑은 고딕"/>
+                <w:b w:val="0"/>
+                <w:color w:val="1E293B"/>
+                <w:sz w:val="19"/>
+              </w:rPr>
+              <w:t>Internal ALB(사내 전용) / External ALB 분리 설계 완료</w:t>
+            </w:r>
+          </w:p>
+        </w:tc>
+        <w:tc>
+          <w:tcPr>
+            <w:tcW w:type="dxa" w:w="1958"/>
+            <w:shd w:fill="FFFFFF"/>
+            <w:tcMar>
+              <w:top w:w="90" w:type="dxa"/>
+              <w:bottom w:w="90" w:type="dxa"/>
+              <w:left w:w="140" w:type="dxa"/>
+              <w:right w:w="140" w:type="dxa"/>
+            </w:tcMar>
+          </w:tcPr>
+          <w:p>
+            <w:r/>
+            <w:r>
+              <w:rPr>
+                <w:rFonts w:ascii="맑은 고딕" w:hAnsi="맑은 고딕" w:eastAsia="맑은 고딕"/>
+                <w:b w:val="0"/>
+                <w:color w:val="1E293B"/>
+                <w:sz w:val="19"/>
+              </w:rPr>
+              <w:t>적격</w:t>
+            </w:r>
+          </w:p>
+        </w:tc>
+      </w:tr>
+    </w:tbl>
+    <w:p/>
+    <w:p>
+      <w:r>
+        <w:rPr>
+          <w:rFonts w:ascii="맑은 고딕" w:hAnsi="맑은 고딕" w:eastAsia="맑은 고딕"/>
+          <w:b/>
+          <w:color w:val="1B365D"/>
+          <w:sz w:val="25"/>
+        </w:rPr>
+        <w:t>2. 기술 리스크 및 완화 대책 확약</w:t>
+      </w:r>
+    </w:p>
+    <w:p>
+      <w:r>
+        <w:rPr>
+          <w:rFonts w:ascii="맑은 고딕" w:hAnsi="맑은 고딕" w:eastAsia="맑은 고딕"/>
+          <w:b w:val="0"/>
+          <w:color w:val="1E293B"/>
+          <w:sz w:val="20"/>
+        </w:rPr>
+        <w:t>1. 상용 LLM API 장애 및 지연 리스크: Primary(GPT-4o) 응답 지연 시 Fallback(Claude 3.5 Sonnet)으로 2초 내 자동 전환하는 서킷 브레이커를 기본 탑재함.</w:t>
+      </w:r>
+    </w:p>
+    <w:p>
+      <w:r>
+        <w:rPr>
+          <w:rFonts w:ascii="맑은 고딕" w:hAnsi="맑은 고딕" w:eastAsia="맑은 고딕"/>
+          <w:b w:val="0"/>
+          <w:color w:val="1E293B"/>
+          <w:sz w:val="20"/>
+        </w:rPr>
+        <w:t>2. 전성분 배합비 기밀 유출 방지: ProductLab 연동 시 원료 함량 원문은 내부 DB에서만 정규식 대조하고 외부 LLM 프롬프트에는 판정 플래그만 전달하도록 아키텍처 격리 완료.</w:t>
+      </w:r>
+    </w:p>
+    <w:p>
+      <w:r>
+        <w:rPr>
+          <w:rFonts w:ascii="맑은 고딕" w:hAnsi="맑은 고딕" w:eastAsia="맑은 고딕"/>
+          <w:b w:val="0"/>
+          <w:color w:val="1E293B"/>
+          <w:sz w:val="20"/>
+        </w:rPr>
+        <w:t>3. 제안서에 당사 미보유 기술이나 과도한 커스텀 공수 유발 항목이 없음을 기술총괄 및 사업총괄이 상호 확인함.</w:t>
+      </w:r>
+    </w:p>
+    <w:p>
+      <w:pPr>
+        <w:jc w:val="right"/>
+      </w:pPr>
+      <w:r>
+        <w:rPr>
+          <w:rFonts w:ascii="맑은 고딕" w:hAnsi="맑은 고딕" w:eastAsia="맑은 고딕"/>
+          <w:b/>
+          <w:color w:val="0F172A"/>
+          <w:sz w:val="21"/>
+        </w:rPr>
+        <w:t>확정 및 서명일자: 2026년 04월 15일</w:t>
+      </w:r>
+    </w:p>
+    <w:tbl>
+      <w:tblPr>
+        <w:tblStyle w:val="TableGrid"/>
+        <w:tblW w:type="auto" w:w="0"/>
+        <w:jc w:val="center"/>
+        <w:tblLook w:firstColumn="1" w:firstRow="1" w:lastColumn="0" w:lastRow="0" w:noHBand="0" w:noVBand="1" w:val="04A0"/>
+      </w:tblPr>
+      <w:tblGrid>
+        <w:gridCol w:w="2448"/>
+        <w:gridCol w:w="2448"/>
+        <w:gridCol w:w="2448"/>
+        <w:gridCol w:w="2448"/>
+      </w:tblGrid>
+      <w:tr>
+        <w:tc>
+          <w:tcPr>
+            <w:tcW w:type="dxa" w:w="2448"/>
+            <w:shd w:fill="1B365D"/>
+            <w:tcMar>
+              <w:top w:w="110" w:type="dxa"/>
+              <w:bottom w:w="110" w:type="dxa"/>
+              <w:left w:w="140" w:type="dxa"/>
+              <w:right w:w="140" w:type="dxa"/>
+            </w:tcMar>
+          </w:tcPr>
+          <w:p>
+            <w:pPr>
+              <w:jc w:val="center"/>
+            </w:pPr>
+            <w:r/>
+            <w:r>
+              <w:rPr>
+                <w:rFonts w:ascii="맑은 고딕" w:hAnsi="맑은 고딕" w:eastAsia="맑은 고딕"/>
+                <w:b/>
+                <w:color w:val="FFFFFF"/>
+                <w:sz w:val="19"/>
+              </w:rPr>
+              <w:t>구분</w:t>
+            </w:r>
+          </w:p>
+        </w:tc>
+        <w:tc>
+          <w:tcPr>
+            <w:tcW w:type="dxa" w:w="2448"/>
+            <w:shd w:fill="1B365D"/>
+            <w:tcMar>
+              <w:top w:w="110" w:type="dxa"/>
+              <w:bottom w:w="110" w:type="dxa"/>
+              <w:left w:w="140" w:type="dxa"/>
+              <w:right w:w="140" w:type="dxa"/>
+            </w:tcMar>
+          </w:tcPr>
+          <w:p>
+            <w:pPr>
+              <w:jc w:val="center"/>
+            </w:pPr>
+            <w:r/>
+            <w:r>
+              <w:rPr>
+                <w:rFonts w:ascii="맑은 고딕" w:hAnsi="맑은 고딕" w:eastAsia="맑은 고딕"/>
+                <w:b/>
+                <w:color w:val="FFFFFF"/>
+                <w:sz w:val="19"/>
+              </w:rPr>
+              <w:t>소속 기관 및 부서</w:t>
+            </w:r>
+          </w:p>
+        </w:tc>
+        <w:tc>
+          <w:tcPr>
+            <w:tcW w:type="dxa" w:w="2448"/>
+            <w:shd w:fill="1B365D"/>
+            <w:tcMar>
+              <w:top w:w="110" w:type="dxa"/>
+              <w:bottom w:w="110" w:type="dxa"/>
+              <w:left w:w="140" w:type="dxa"/>
+              <w:right w:w="140" w:type="dxa"/>
+            </w:tcMar>
+          </w:tcPr>
+          <w:p>
+            <w:pPr>
+              <w:jc w:val="center"/>
+            </w:pPr>
+            <w:r/>
+            <w:r>
+              <w:rPr>
+                <w:rFonts w:ascii="맑은 고딕" w:hAnsi="맑은 고딕" w:eastAsia="맑은 고딕"/>
+                <w:b/>
+                <w:color w:val="FFFFFF"/>
+                <w:sz w:val="19"/>
+              </w:rPr>
+              <w:t>직급 / 성명</w:t>
+            </w:r>
+          </w:p>
+        </w:tc>
+        <w:tc>
+          <w:tcPr>
+            <w:tcW w:type="dxa" w:w="2448"/>
+            <w:shd w:fill="1B365D"/>
+            <w:tcMar>
+              <w:top w:w="110" w:type="dxa"/>
+              <w:bottom w:w="110" w:type="dxa"/>
+              <w:left w:w="140" w:type="dxa"/>
+              <w:right w:w="140" w:type="dxa"/>
+            </w:tcMar>
+          </w:tcPr>
+          <w:p>
+            <w:pPr>
+              <w:jc w:val="center"/>
+            </w:pPr>
+            <w:r/>
+            <w:r>
+              <w:rPr>
+                <w:rFonts w:ascii="맑은 고딕" w:hAnsi="맑은 고딕" w:eastAsia="맑은 고딕"/>
                 <w:b/>
                 <w:color w:val="FFFFFF"/>
                 <w:sz w:val="19"/>
@@ -487,19 +1312,23 @@
       <w:tr>
         <w:tc>
           <w:tcPr>
-            <w:tcW w:type="dxa" w:w="3120"/>
+            <w:tcW w:type="dxa" w:w="2448"/>
+            <w:shd w:fill="FFFFFF"/>
             <w:tcMar>
-              <w:top w:w="100" w:type="dxa"/>
-              <w:bottom w:w="100" w:type="dxa"/>
-              <w:left w:w="110" w:type="dxa"/>
-              <w:right w:w="110" w:type="dxa"/>
+              <w:top w:w="90" w:type="dxa"/>
+              <w:bottom w:w="90" w:type="dxa"/>
+              <w:left w:w="140" w:type="dxa"/>
+              <w:right w:w="140" w:type="dxa"/>
             </w:tcMar>
           </w:tcPr>
           <w:p>
+            <w:r/>
             <w:r>
               <w:rPr>
-                <w:rFonts w:ascii="Malgun Gothic" w:hAnsi="Malgun Gothic"/>
-                <w:sz w:val="18"/>
+                <w:rFonts w:ascii="맑은 고딕" w:hAnsi="맑은 고딕" w:eastAsia="맑은 고딕"/>
+                <w:b w:val="0"/>
+                <w:color w:val="1E293B"/>
+                <w:sz w:val="19"/>
               </w:rPr>
               <w:t>기술총괄 (Tech Lead)</w:t>
             </w:r>
@@ -507,41 +1336,73 @@
         </w:tc>
         <w:tc>
           <w:tcPr>
-            <w:tcW w:type="dxa" w:w="3120"/>
+            <w:tcW w:type="dxa" w:w="2448"/>
+            <w:shd w:fill="FFFFFF"/>
             <w:tcMar>
-              <w:top w:w="100" w:type="dxa"/>
-              <w:bottom w:w="100" w:type="dxa"/>
-              <w:left w:w="110" w:type="dxa"/>
-              <w:right w:w="110" w:type="dxa"/>
+              <w:top w:w="90" w:type="dxa"/>
+              <w:bottom w:w="90" w:type="dxa"/>
+              <w:left w:w="140" w:type="dxa"/>
+              <w:right w:w="140" w:type="dxa"/>
             </w:tcMar>
           </w:tcPr>
           <w:p>
+            <w:r/>
             <w:r>
               <w:rPr>
-                <w:rFonts w:ascii="Malgun Gothic" w:hAnsi="Malgun Gothic"/>
-                <w:sz w:val="18"/>
+                <w:rFonts w:ascii="맑은 고딕" w:hAnsi="맑은 고딕" w:eastAsia="맑은 고딕"/>
+                <w:b w:val="0"/>
+                <w:color w:val="1E293B"/>
+                <w:sz w:val="19"/>
               </w:rPr>
-              <w:t>기술본부 수석아키텍트 [           ]</w:t>
+              <w:t>주식회사 엠파시 AI아키텍처실</w:t>
             </w:r>
           </w:p>
         </w:tc>
         <w:tc>
           <w:tcPr>
-            <w:tcW w:type="dxa" w:w="3120"/>
+            <w:tcW w:type="dxa" w:w="2448"/>
+            <w:shd w:fill="FFFFFF"/>
             <w:tcMar>
-              <w:top w:w="100" w:type="dxa"/>
-              <w:bottom w:w="100" w:type="dxa"/>
-              <w:left w:w="110" w:type="dxa"/>
-              <w:right w:w="110" w:type="dxa"/>
+              <w:top w:w="90" w:type="dxa"/>
+              <w:bottom w:w="90" w:type="dxa"/>
+              <w:left w:w="140" w:type="dxa"/>
+              <w:right w:w="140" w:type="dxa"/>
             </w:tcMar>
           </w:tcPr>
           <w:p>
+            <w:r/>
             <w:r>
               <w:rPr>
-                <w:rFonts w:ascii="Malgun Gothic" w:hAnsi="Malgun Gothic"/>
-                <w:sz w:val="18"/>
+                <w:rFonts w:ascii="맑은 고딕" w:hAnsi="맑은 고딕" w:eastAsia="맑은 고딕"/>
+                <w:b w:val="0"/>
+                <w:color w:val="1E293B"/>
+                <w:sz w:val="19"/>
               </w:rPr>
-              <w:t>(서명 또는 인)</w:t>
+              <w:t>수석아키텍트 강 동 현</w:t>
+            </w:r>
+          </w:p>
+        </w:tc>
+        <w:tc>
+          <w:tcPr>
+            <w:tcW w:type="dxa" w:w="2448"/>
+            <w:shd w:fill="FFFFFF"/>
+            <w:tcMar>
+              <w:top w:w="90" w:type="dxa"/>
+              <w:bottom w:w="90" w:type="dxa"/>
+              <w:left w:w="140" w:type="dxa"/>
+              <w:right w:w="140" w:type="dxa"/>
+            </w:tcMar>
+          </w:tcPr>
+          <w:p>
+            <w:r/>
+            <w:r>
+              <w:rPr>
+                <w:rFonts w:ascii="맑은 고딕" w:hAnsi="맑은 고딕" w:eastAsia="맑은 고딕"/>
+                <w:b w:val="0"/>
+                <w:color w:val="1E293B"/>
+                <w:sz w:val="19"/>
+              </w:rPr>
+              <w:t>(서명 완료)</w:t>
             </w:r>
           </w:p>
         </w:tc>
@@ -549,61 +1410,195 @@
       <w:tr>
         <w:tc>
           <w:tcPr>
-            <w:tcW w:type="dxa" w:w="3120"/>
+            <w:tcW w:type="dxa" w:w="2448"/>
+            <w:shd w:fill="F8FAFC"/>
             <w:tcMar>
-              <w:top w:w="100" w:type="dxa"/>
-              <w:bottom w:w="100" w:type="dxa"/>
-              <w:left w:w="110" w:type="dxa"/>
-              <w:right w:w="110" w:type="dxa"/>
+              <w:top w:w="90" w:type="dxa"/>
+              <w:bottom w:w="90" w:type="dxa"/>
+              <w:left w:w="140" w:type="dxa"/>
+              <w:right w:w="140" w:type="dxa"/>
             </w:tcMar>
           </w:tcPr>
           <w:p>
+            <w:r/>
             <w:r>
               <w:rPr>
-                <w:rFonts w:ascii="Malgun Gothic" w:hAnsi="Malgun Gothic"/>
-                <w:sz w:val="18"/>
+                <w:rFonts w:ascii="맑은 고딕" w:hAnsi="맑은 고딕" w:eastAsia="맑은 고딕"/>
+                <w:b w:val="0"/>
+                <w:color w:val="1E293B"/>
+                <w:sz w:val="19"/>
               </w:rPr>
-              <w:t>사업관리 (PM)</w:t>
+              <w:t>사업총괄 (PM)</w:t>
             </w:r>
           </w:p>
         </w:tc>
         <w:tc>
           <w:tcPr>
-            <w:tcW w:type="dxa" w:w="3120"/>
+            <w:tcW w:type="dxa" w:w="2448"/>
+            <w:shd w:fill="F8FAFC"/>
             <w:tcMar>
-              <w:top w:w="100" w:type="dxa"/>
-              <w:bottom w:w="100" w:type="dxa"/>
-              <w:left w:w="110" w:type="dxa"/>
-              <w:right w:w="110" w:type="dxa"/>
+              <w:top w:w="90" w:type="dxa"/>
+              <w:bottom w:w="90" w:type="dxa"/>
+              <w:left w:w="140" w:type="dxa"/>
+              <w:right w:w="140" w:type="dxa"/>
             </w:tcMar>
           </w:tcPr>
           <w:p>
+            <w:r/>
             <w:r>
               <w:rPr>
-                <w:rFonts w:ascii="Malgun Gothic" w:hAnsi="Malgun Gothic"/>
-                <w:sz w:val="18"/>
+                <w:rFonts w:ascii="맑은 고딕" w:hAnsi="맑은 고딕" w:eastAsia="맑은 고딕"/>
+                <w:b w:val="0"/>
+                <w:color w:val="1E293B"/>
+                <w:sz w:val="19"/>
               </w:rPr>
-              <w:t>사업본부 총괄PM [           ]</w:t>
+              <w:t>주식회사 엠파시 엔터프라이즈사업부</w:t>
             </w:r>
           </w:p>
         </w:tc>
         <w:tc>
           <w:tcPr>
-            <w:tcW w:type="dxa" w:w="3120"/>
+            <w:tcW w:type="dxa" w:w="2448"/>
+            <w:shd w:fill="F8FAFC"/>
             <w:tcMar>
-              <w:top w:w="100" w:type="dxa"/>
-              <w:bottom w:w="100" w:type="dxa"/>
-              <w:left w:w="110" w:type="dxa"/>
-              <w:right w:w="110" w:type="dxa"/>
+              <w:top w:w="90" w:type="dxa"/>
+              <w:bottom w:w="90" w:type="dxa"/>
+              <w:left w:w="140" w:type="dxa"/>
+              <w:right w:w="140" w:type="dxa"/>
             </w:tcMar>
           </w:tcPr>
           <w:p>
+            <w:r/>
             <w:r>
               <w:rPr>
-                <w:rFonts w:ascii="Malgun Gothic" w:hAnsi="Malgun Gothic"/>
-                <w:sz w:val="18"/>
+                <w:rFonts w:ascii="맑은 고딕" w:hAnsi="맑은 고딕" w:eastAsia="맑은 고딕"/>
+                <w:b w:val="0"/>
+                <w:color w:val="1E293B"/>
+                <w:sz w:val="19"/>
               </w:rPr>
-              <w:t>(서명 또는 인)</w:t>
+              <w:t>총괄PM 수석 박 진 우</w:t>
+            </w:r>
+          </w:p>
+        </w:tc>
+        <w:tc>
+          <w:tcPr>
+            <w:tcW w:type="dxa" w:w="2448"/>
+            <w:shd w:fill="F8FAFC"/>
+            <w:tcMar>
+              <w:top w:w="90" w:type="dxa"/>
+              <w:bottom w:w="90" w:type="dxa"/>
+              <w:left w:w="140" w:type="dxa"/>
+              <w:right w:w="140" w:type="dxa"/>
+            </w:tcMar>
+          </w:tcPr>
+          <w:p>
+            <w:r/>
+            <w:r>
+              <w:rPr>
+                <w:rFonts w:ascii="맑은 고딕" w:hAnsi="맑은 고딕" w:eastAsia="맑은 고딕"/>
+                <w:b w:val="0"/>
+                <w:color w:val="1E293B"/>
+                <w:sz w:val="19"/>
+              </w:rPr>
+              <w:t>(서명 완료)</w:t>
+            </w:r>
+          </w:p>
+        </w:tc>
+      </w:tr>
+      <w:tr>
+        <w:tc>
+          <w:tcPr>
+            <w:tcW w:type="dxa" w:w="2448"/>
+            <w:shd w:fill="FFFFFF"/>
+            <w:tcMar>
+              <w:top w:w="90" w:type="dxa"/>
+              <w:bottom w:w="90" w:type="dxa"/>
+              <w:left w:w="140" w:type="dxa"/>
+              <w:right w:w="140" w:type="dxa"/>
+            </w:tcMar>
+          </w:tcPr>
+          <w:p>
+            <w:r/>
+            <w:r>
+              <w:rPr>
+                <w:rFonts w:ascii="맑은 고딕" w:hAnsi="맑은 고딕" w:eastAsia="맑은 고딕"/>
+                <w:b w:val="0"/>
+                <w:color w:val="1E293B"/>
+                <w:sz w:val="19"/>
+              </w:rPr>
+              <w:t>최종 승인권자</w:t>
+            </w:r>
+          </w:p>
+        </w:tc>
+        <w:tc>
+          <w:tcPr>
+            <w:tcW w:type="dxa" w:w="2448"/>
+            <w:shd w:fill="FFFFFF"/>
+            <w:tcMar>
+              <w:top w:w="90" w:type="dxa"/>
+              <w:bottom w:w="90" w:type="dxa"/>
+              <w:left w:w="140" w:type="dxa"/>
+              <w:right w:w="140" w:type="dxa"/>
+            </w:tcMar>
+          </w:tcPr>
+          <w:p>
+            <w:r/>
+            <w:r>
+              <w:rPr>
+                <w:rFonts w:ascii="맑은 고딕" w:hAnsi="맑은 고딕" w:eastAsia="맑은 고딕"/>
+                <w:b w:val="0"/>
+                <w:color w:val="1E293B"/>
+                <w:sz w:val="19"/>
+              </w:rPr>
+              <w:t>주식회사 엠파시 대표이사</w:t>
+            </w:r>
+          </w:p>
+        </w:tc>
+        <w:tc>
+          <w:tcPr>
+            <w:tcW w:type="dxa" w:w="2448"/>
+            <w:shd w:fill="FFFFFF"/>
+            <w:tcMar>
+              <w:top w:w="90" w:type="dxa"/>
+              <w:bottom w:w="90" w:type="dxa"/>
+              <w:left w:w="140" w:type="dxa"/>
+              <w:right w:w="140" w:type="dxa"/>
+            </w:tcMar>
+          </w:tcPr>
+          <w:p>
+            <w:r/>
+            <w:r>
+              <w:rPr>
+                <w:rFonts w:ascii="맑은 고딕" w:hAnsi="맑은 고딕" w:eastAsia="맑은 고딕"/>
+                <w:b w:val="0"/>
+                <w:color w:val="1E293B"/>
+                <w:sz w:val="19"/>
+              </w:rPr>
+              <w:t>대표이사 김 창 석</w:t>
+            </w:r>
+          </w:p>
+        </w:tc>
+        <w:tc>
+          <w:tcPr>
+            <w:tcW w:type="dxa" w:w="2448"/>
+            <w:shd w:fill="FFFFFF"/>
+            <w:tcMar>
+              <w:top w:w="90" w:type="dxa"/>
+              <w:bottom w:w="90" w:type="dxa"/>
+              <w:left w:w="140" w:type="dxa"/>
+              <w:right w:w="140" w:type="dxa"/>
+            </w:tcMar>
+          </w:tcPr>
+          <w:p>
+            <w:r/>
+            <w:r>
+              <w:rPr>
+                <w:rFonts w:ascii="맑은 고딕" w:hAnsi="맑은 고딕" w:eastAsia="맑은 고딕"/>
+                <w:b w:val="0"/>
+                <w:color w:val="1E293B"/>
+                <w:sz w:val="19"/>
+              </w:rPr>
+              <w:t>(승인 완료)</w:t>
             </w:r>
           </w:p>
         </w:tc>
@@ -612,7 +1607,7 @@
     <w:p/>
     <w:sectPr>
       <w:pgSz w:w="12240" w:h="15840"/>
-      <w:pgMar w:top="1440" w:right="1440" w:bottom="1440" w:left="1440" w:header="720" w:footer="720" w:gutter="0"/>
+      <w:pgMar w:top="1152" w:right="1224" w:bottom="1152" w:left="1224" w:header="720" w:footer="720" w:gutter="0"/>
       <w:cols w:space="720"/>
       <w:docGrid w:linePitch="360"/>
     </w:sectPr>

--- a/templates/office/Phase0_기술수행승인서_Signoff.docx
+++ b/templates/office/Phase0_기술수행승인서_Signoff.docx
@@ -10,7 +10,7 @@
           <w:color w:val="2563EB"/>
           <w:sz w:val="17"/>
         </w:rPr>
-        <w:t>[엠파시 엔터프라이즈 표준 사업관리 서식] 문서번호: EMP-DOC-P0-06 | 사업명: 한빛글로벌 SyncGuard AI 시스템 구축</w:t>
+        <w:t>[엠파시 엔터프라이즈 표준 사업관리 서식] 문서번호: EMP-DOC-P0-06 | 사업명: 한빛글로벌 SyncFlow AI 시스템 구축</w:t>
       </w:r>
     </w:p>
     <w:p>
@@ -147,7 +147,7 @@
                 <w:color w:val="1E293B"/>
                 <w:sz w:val="19"/>
               </w:rPr>
-              <w:t>SyncGuard AI — 엔터프라이즈 AI 콘텐츠·규제 심의 자동화 시스템 구축 사업</w:t>
+              <w:t>SyncFlow AI — 엔터프라이즈 AI 콘텐츠·규제 검증 자동화 시스템 구축 사업</w:t>
             </w:r>
           </w:p>
         </w:tc>
@@ -197,7 +197,7 @@
                 <w:color w:val="1E293B"/>
                 <w:sz w:val="19"/>
               </w:rPr>
-              <w:t>주식회사 한빛글로벌 (민간 대기업 / 글로벌 뷰티·헬스케어 그룹)</w:t>
+              <w:t>주식회사 한빛글로벌 (민간 대기업 / 글로벌 모빌리티·헬스관리 그룹)</w:t>
             </w:r>
           </w:p>
         </w:tc>
@@ -362,7 +362,7 @@
           <w:color w:val="1B365D"/>
           <w:sz w:val="25"/>
         </w:rPr>
-        <w:t>1. 핵심 기술 요구사항 사전 실증(PoC) 결과</w:t>
+        <w:t>1. 핵심 기술 요구사항 사전 시험검증(PoC) 결과</w:t>
       </w:r>
     </w:p>
     <w:tbl>
@@ -457,7 +457,7 @@
                 <w:color w:val="FFFFFF"/>
                 <w:sz w:val="19"/>
               </w:rPr>
-              <w:t>사전 PoC 실증 결과</w:t>
+              <w:t>사전 PoC 시험검증 결과</w:t>
             </w:r>
           </w:p>
         </w:tc>
@@ -609,7 +609,7 @@
                 <w:color w:val="1E293B"/>
                 <w:sz w:val="19"/>
               </w:rPr>
-              <w:t>Upstage Document Parse + Clova OCR 이중 파이프라인</w:t>
+              <w:t>EnterpriseVision Document Parse + Enterprise Vision OCR 이중 파이프라인</w:t>
             </w:r>
           </w:p>
         </w:tc>
@@ -683,7 +683,7 @@
                 <w:color w:val="1E293B"/>
                 <w:sz w:val="19"/>
               </w:rPr>
-              <w:t>규제 조항·원료 사전 검색 응답 1.5초 이내</w:t>
+              <w:t>규제 조항·원소재 사전 검색 응답 1.5초 이내</w:t>
             </w:r>
           </w:p>
         </w:tc>
@@ -781,7 +781,7 @@
                 <w:color w:val="1E293B"/>
                 <w:sz w:val="19"/>
               </w:rPr>
-              <w:t>AI 심의 정밀도</w:t>
+              <w:t>AI 검증 정밀도</w:t>
             </w:r>
           </w:p>
         </w:tc>
@@ -927,7 +927,7 @@
                 <w:color w:val="1E293B"/>
                 <w:sz w:val="19"/>
               </w:rPr>
-              <w:t>ProductLab·MarketingHub 일배치 10만건 10분 이내</w:t>
+              <w:t>PLM-Nexus·SRM-Portal 일배치 10만건 10분 이내</w:t>
             </w:r>
           </w:p>
         </w:tc>
@@ -1158,7 +1158,7 @@
           <w:color w:val="1E293B"/>
           <w:sz w:val="20"/>
         </w:rPr>
-        <w:t>2. 전성분 배합비 기밀 유출 방지: ProductLab 연동 시 원료 함량 원문은 내부 DB에서만 정규식 대조하고 외부 LLM 프롬프트에는 판정 플래그만 전달하도록 아키텍처 격리 완료.</w:t>
+        <w:t>2. 자재BOM 조성비 기밀 유출 방지: PLM-Nexus 연동 시 원소재 함량 원문은 내부 DB에서만 정규식 대조하고 외부 LLM 프롬프트에는 판정 플래그만 전달하도록 아키텍처 격리 완료.</w:t>
       </w:r>
     </w:p>
     <w:p>
